--- a/reports/CAUSA_Production_Readiness_and_Legal_Submission_Report.docx
+++ b/reports/CAUSA_Production_Readiness_and_Legal_Submission_Report.docx
@@ -235,6 +235,66 @@
         <w:pStyle w:val="Heading1"/>
       </w:pPr>
       <w:r>
+        <w:t>Architecture Design</w:t>
+      </w:r>
+    </w:p>
+    <w:p>
+      <w:pPr/>
+      <w:r>
+        <w:t>Cause AI uses a browser interface, Python HTTP API, workflow service, deterministic decision and risk engine, SQLite demonstration data store, append-only audit hash chain and regulatory-source monitor. Same-origin browser requests enter the API, which authenticates the user, applies role and tenant controls, then invokes the workflow service. The service returns only tenant-scoped cases, tickets, policy versions and audit events.</w:t>
+      </w:r>
+    </w:p>
+    <w:p>
+      <w:pPr/>
+      <w:r>
+        <w:t>The target production architecture replaces the local database and process state with managed PostgreSQL, company SSO, secret management, object storage for retained evidence, centralized logs and metrics, and a durable worker queue. These are release prerequisites and are not represented as deployed controls in the current demonstration.</w:t>
+      </w:r>
+    </w:p>
+    <w:p>
+      <w:pPr>
+        <w:pStyle w:val="Heading1"/>
+      </w:pPr>
+      <w:r>
+        <w:t>Backend Design</w:t>
+      </w:r>
+    </w:p>
+    <w:p>
+      <w:pPr/>
+      <w:r>
+        <w:t>The backend validates normalized payment, settlement, refund, fee, adjustment and bank records. It performs decimal financial calculations, creates immutable source-event hashes, prevents changed replayed records and stores cases under a tenant boundary. The detector attaches evidence identifiers, calculates explainable risk, applies the recorded policy version and stores the automatic decision with the case.</w:t>
+      </w:r>
+    </w:p>
+    <w:p>
+      <w:pPr/>
+      <w:r>
+        <w:t>The system records a separate evidence description for each decision. When escalation is required, it creates a department ticket containing an investigation description, risk factors, policy context, source evidence and linked prior case references. It does not execute payments, refunds, account changes or other financial actions.</w:t>
+      </w:r>
+    </w:p>
+    <w:p>
+      <w:pPr>
+        <w:pStyle w:val="Heading1"/>
+      </w:pPr>
+      <w:r>
+        <w:t>Workflow Design</w:t>
+      </w:r>
+    </w:p>
+    <w:p>
+      <w:pPr/>
+      <w:r>
+        <w:t>A validated source-record bundle is normalized and checked for exception patterns. The service creates a case with supplied User or Company ID, email address when present, evidence references and previous-report links. The deterministic engine then automatically approves, rejects or escalates the case. The case view exposes the decision rationale and the evidence description used to make it.</w:t>
+      </w:r>
+    </w:p>
+    <w:p>
+      <w:pPr/>
+      <w:r>
+        <w:t>Escalations create a department ticket automatically. The ticket tells the department what to investigate, why it was routed, which source records to reconcile and whether prior reports require review. A department records findings and a proposed resolution. An authorized analyst verifies a resolution against cited evidence. Material workflow actions are written to the append-only audit record.</w:t>
+      </w:r>
+    </w:p>
+    <w:p>
+      <w:pPr>
+        <w:pStyle w:val="Heading1"/>
+      </w:pPr>
+      <w:r>
         <w:t>Verification Evidence</w:t>
       </w:r>
     </w:p>
@@ -243,7 +303,7 @@
         <w:spacing w:after="140" w:line="276" w:lineRule="auto"/>
       </w:pPr>
       <w:r>
-        <w:t>Automated test suite: 72 passing tests. Checks include access control, tenant isolation, detection decisions, append-only audit storage, immutable financial events, regulatory source safeguards, HTTP security behavior and Razorpay import failure handling.</w:t>
+        <w:t>Automated test suite: 74 passing tests. Checks include automatic case evaluation, evidence and investigation descriptions, access control, tenant isolation, detection decisions, append-only audit storage, immutable financial events, regulatory source safeguards, HTTP security behavior and Razorpay import failure handling.</w:t>
       </w:r>
     </w:p>
     <w:p>
@@ -251,7 +311,7 @@
         <w:spacing w:after="140" w:line="276" w:lineRule="auto"/>
       </w:pPr>
       <w:r>
-        <w:t>Runtime evidence: local service health check reports schema version 4; the demo has nine retained cases after migration; the legal page and login-page legal link return HTTP 200; the Razorpay import endpoint returns HTTP 503 without company configuration. The production preflight evaluates twelve deployment prerequisites and fails closed when they are absent.</w:t>
+        <w:t>Runtime evidence: local service health checks the current schema; the demo retains tenant-scoped cases and tickets; automatic evaluation is idempotent; the legal page and login-page legal link return HTTP 200; the Razorpay import endpoint returns HTTP 503 without company configuration. The production preflight evaluates twelve deployment prerequisites and fails closed when they are absent.</w:t>
       </w:r>
     </w:p>
     <w:p>

--- a/reports/CAUSA_Production_Readiness_and_Legal_Submission_Report.docx
+++ b/reports/CAUSA_Production_Readiness_and_Legal_Submission_Report.docx
@@ -8,18 +8,12 @@
         <w:jc w:val="left"/>
       </w:pPr>
       <w:r>
-        <w:rPr>
-          <w:color w:val="000000"/>
-        </w:rPr>
-        <w:t>Cause AI Production Readiness and Legal Submission Report</w:t>
+        <w:t>Causa Submission Readiness and Demonstration Report</w:t>
       </w:r>
     </w:p>
     <w:p>
       <w:r>
-        <w:rPr>
-          <w:i/>
-        </w:rPr>
-        <w:t>Prepared for internal legal, privacy, security and business review</w:t>
+        <w:t>Prepared for submission review and synthetic demonstration assessment</w:t>
       </w:r>
     </w:p>
     <w:p>
@@ -27,7 +21,7 @@
         <w:spacing w:after="140" w:line="276" w:lineRule="auto"/>
       </w:pPr>
       <w:r>
-        <w:t>Document date: 26 September 2026. This report records implemented evidence and open release blockers. It does not provide legal advice, a security certification or a production approval.</w:t>
+        <w:t>Document date: 28 September 2026. This report records implemented evidence and open release blockers. It does not provide legal advice, a security certification or a production approval.</w:t>
       </w:r>
     </w:p>
     <w:p>
@@ -147,7 +141,7 @@
         <w:spacing w:after="140" w:line="276" w:lineRule="auto"/>
       </w:pPr>
       <w:r>
-        <w:t>Cross-document implementation score: 56 out of 100. This measures the current repository against the PDR and complete project description. Production readiness score: 55 out of 100. The score reflects verified application controls, policy governance and deployment preflight checks. It does not treat templates, planned architecture or an approved demonstration as deployed production controls.</w:t>
+        <w:t>Current submission status: SUBMISSION_READY_WITH_DOCUMENTED_LIMITATIONS. This measures the current repository against the PDR and complete project description. Production readiness score: 55 out of 100. The score reflects verified application controls, policy governance and deployment preflight checks. It does not treat templates, planned architecture or an approved demonstration as deployed production controls.</w:t>
       </w:r>
     </w:p>
     <w:p>
@@ -295,6 +289,66 @@
         <w:pStyle w:val="Heading1"/>
       </w:pPr>
       <w:r>
+        <w:t>Bounded AI Investigation</w:t>
+      </w:r>
+    </w:p>
+    <w:p>
+      <w:pPr/>
+      <w:r>
+        <w:t>Causa provides an optional, zero-cost AI investigation layer. Local Ollama is the preferred provider. A Gemini adapter can run only when an account owner deliberately configures a free-tier-compatible model and key. When neither provider is available, Causa records a transparent deterministic fallback finding rather than claiming LLM output.</w:t>
+      </w:r>
+    </w:p>
+    <w:p>
+      <w:pPr/>
+      <w:r>
+        <w:t>The provider receives only a controlled case context: the exception, linked financial-event references, evidence, risk, policy, timeline and deterministic decision. It receives no database access, credentials or authority to change a financial outcome.</w:t>
+      </w:r>
+    </w:p>
+    <w:p>
+      <w:pPr/>
+      <w:r>
+        <w:t>AI output uses a strict schema for summary, root-cause status, cited evidence IDs, unknowns, conflicts, next steps and route recommendation. The backend validates cited evidence IDs against the supplied case context. AI findings remain advisory and cannot approve money movement, refund a payment, alter policy, change audit history, bypass verification or confirm fraud.</w:t>
+      </w:r>
+    </w:p>
+    <w:p>
+      <w:pPr>
+        <w:pStyle w:val="Heading1"/>
+      </w:pPr>
+      <w:r>
+        <w:t>Zero Cost Demonstration Architecture</w:t>
+      </w:r>
+    </w:p>
+    <w:p>
+      <w:pPr/>
+      <w:r>
+        <w:t>Local development runs with SQLite, local filesystem storage and optional Ollama. The public Vercel deployment runs synthetic data with ephemeral SQLite storage and deterministic fallback when no optional provider is configured. The deployment is suitable for demonstration only and must not receive real customer, payment or company data.</w:t>
+      </w:r>
+    </w:p>
+    <w:p>
+      <w:pPr/>
+      <w:r>
+        <w:t>A future company deployment needs durable PostgreSQL, persistent sessions, approved identity, object storage, secret management, monitoring, backups and company governance approval. These controls are not represented as deployed production controls in this report.</w:t>
+      </w:r>
+    </w:p>
+    <w:p>
+      <w:pPr>
+        <w:pStyle w:val="Heading1"/>
+      </w:pPr>
+      <w:r>
+        <w:t>AI Safety Verification</w:t>
+      </w:r>
+    </w:p>
+    <w:p>
+      <w:pPr/>
+      <w:r>
+        <w:t>The automated suite includes a prompt-injection test where an evidence record contains an instruction to approve a transaction. The system treats that text as untrusted record content and produces no financial authorization. A missing-evidence test confirms that deterministic fallback does not invent a bank record.</w:t>
+      </w:r>
+    </w:p>
+    <w:p>
+      <w:pPr>
+        <w:pStyle w:val="Heading1"/>
+      </w:pPr>
+      <w:r>
         <w:t>Verification Evidence</w:t>
       </w:r>
     </w:p>
@@ -303,7 +357,7 @@
         <w:spacing w:after="140" w:line="276" w:lineRule="auto"/>
       </w:pPr>
       <w:r>
-        <w:t>Automated test suite: 74 passing tests. Checks include automatic case evaluation, evidence and investigation descriptions, access control, tenant isolation, detection decisions, append-only audit storage, immutable financial events, regulatory source safeguards, HTTP security behavior and Razorpay import failure handling.</w:t>
+        <w:t>Automated test suite: 76 passing tests. Checks include automatic case evaluation, evidence and investigation descriptions, access control, tenant isolation, detection decisions, append-only audit storage, immutable financial events, regulatory source safeguards, HTTP security behavior and Razorpay import failure handling.</w:t>
       </w:r>
     </w:p>
     <w:p>

--- a/reports/CAUSA_Production_Readiness_and_Legal_Submission_Report.docx
+++ b/reports/CAUSA_Production_Readiness_and_Legal_Submission_Report.docx
@@ -213,7 +213,7 @@
         <w:spacing w:after="140" w:line="276" w:lineRule="auto"/>
       </w:pPr>
       <w:r>
-        <w:t>The current application uses deterministic rules and explainable risk assessment rather than a generative model. It detects mismatches, duplicate records, timing exceptions and suspicious signals from normalized data. It preserves evidence identifiers and routes cases for human review.</w:t>
+        <w:t>Causa uses deterministic detection, risk assessment and decision controls, with an optional OpenRouter investigation provider. The provider is selected only when a server-side configuration and secret are present; otherwise the system records a transparent deterministic fallback finding. Generative output is advisory and cannot approve funds, override policy, modify an audit record or confirm fraud.</w:t>
       </w:r>
     </w:p>
     <w:p>
@@ -295,7 +295,7 @@
     <w:p>
       <w:pPr/>
       <w:r>
-        <w:t>Causa provides an optional, zero-cost AI investigation layer. Local Ollama is the preferred provider. A Gemini adapter can run only when an account owner deliberately configures a free-tier-compatible model and key. When neither provider is available, Causa records a transparent deterministic fallback finding rather than claiming LLM output.</w:t>
+        <w:t>Causa provides an optional OpenRouter investigation layer. The API key is held only in server-side environment variables. When OpenRouter is not configured or the provider fails, Causa records a transparent deterministic fallback finding rather than claiming AI output.</w:t>
       </w:r>
     </w:p>
     <w:p>
@@ -321,7 +321,7 @@
     <w:p>
       <w:pPr/>
       <w:r>
-        <w:t>Local development runs with SQLite, local filesystem storage and optional Ollama. The public Vercel deployment runs synthetic data with ephemeral SQLite storage and deterministic fallback when no optional provider is configured. The deployment is suitable for demonstration only and must not receive real customer, payment or company data.</w:t>
+        <w:t>Local development runs with SQLite, local filesystem storage and optional OpenRouter configuration. The public Vercel deployment runs synthetic data with ephemeral SQLite storage and uses the configured server-side provider or deterministic fallback. The deployment is suitable for demonstration only and must not receive real customer, payment or company data.</w:t>
       </w:r>
     </w:p>
     <w:p>
@@ -342,6 +342,32 @@
       <w:pPr/>
       <w:r>
         <w:t>The automated suite includes a prompt-injection test where an evidence record contains an instruction to approve a transaction. The system treats that text as untrusted record content and produces no financial authorization. A missing-evidence test confirms that deterministic fallback does not invent a bank record.</w:t>
+      </w:r>
+    </w:p>
+    <w:p>
+      <w:pPr>
+        <w:pStyle w:val="Heading1"/>
+      </w:pPr>
+      <w:r>
+        <w:t>Benchmark Status</w:t>
+      </w:r>
+    </w:p>
+    <w:p>
+      <w:pPr/>
+      <w:r>
+        <w:t>Measured on the included synthetic dataset: no benchmark result is available yet. The current repository does not contain the required 100-record labeled dataset, independent ground truth, or benchmark evaluator. Therefore precision, recall, F1, match rate, throughput and unresolved-case metrics have not been generated and are intentionally not reported.</w:t>
+      </w:r>
+    </w:p>
+    <w:p>
+      <w:pPr/>
+      <w:r>
+        <w:t>The benchmark acceptance plan is to evaluate deterministic exception detections against immutable synthetic ground truth by exception category. The evaluator must report total records, expected exceptions, true positives, false positives, false negatives, precision, recall, F1, match rate, unresolved case IDs and measured processing throughput. Results may be added to this report only after execution of that evaluator against the included dataset.</w:t>
+      </w:r>
+    </w:p>
+    <w:p>
+      <w:pPr/>
+      <w:r>
+        <w:t>Benchmark result: NOT MEASURED. This is a submission limitation and a release-blocking gap for any claim of measured detection quality.</w:t>
       </w:r>
     </w:p>
     <w:p>

--- a/reports/CAUSA_Production_Readiness_and_Legal_Submission_Report.docx
+++ b/reports/CAUSA_Production_Readiness_and_Legal_Submission_Report.docx
@@ -355,19 +355,19 @@
     <w:p>
       <w:pPr/>
       <w:r>
-        <w:t>Measured on the included synthetic dataset: no benchmark result is available yet. The current repository does not contain the required 100-record labeled dataset, independent ground truth, or benchmark evaluator. Therefore precision, recall, F1, match rate, throughput and unresolved-case metrics have not been generated and are intentionally not reported.</w:t>
+        <w:t>Measured on the included synthetic dataset: the benchmark contains 100 deterministic scenarios, including 20 normal scenarios and 80 expected exception scenarios. It uses versioned synthetic ground truth and does not call OpenRouter.</w:t>
       </w:r>
     </w:p>
     <w:p>
       <w:pPr/>
       <w:r>
-        <w:t>The benchmark acceptance plan is to evaluate deterministic exception detections against immutable synthetic ground truth by exception category. The evaluator must report total records, expected exceptions, true positives, false positives, false negatives, precision, recall, F1, match rate, unresolved case IDs and measured processing throughput. Results may be added to this report only after execution of that evaluator against the included dataset.</w:t>
+        <w:t>The evaluator compares deterministic exception detections against versioned ground truth by category. Its generated results are 80 true positives, 0 false positives, 0 false negatives and 20 true negatives. Precision, recall, F1 and scenario match rate are each 1.0000 for this deliberately constructed regression dataset. It reports zero unresolved scenario IDs. Processing time and throughput vary by host and are recorded in reports benchmark results JSON for each run.</w:t>
       </w:r>
     </w:p>
     <w:p>
       <w:pPr/>
       <w:r>
-        <w:t>Benchmark result: NOT MEASURED. This is a submission limitation and a release-blocking gap for any claim of measured detection quality.</w:t>
+        <w:t>Benchmark result: measured on the included synthetic deterministic dataset. These results demonstrate regression coverage for the encoded rules; they do not establish performance on real customer or production financial data.</w:t>
       </w:r>
     </w:p>
     <w:p>
